--- a/작업 일지/조환희/작업일지(241223-241229).docx
+++ b/작업 일지/조환희/작업일지(241223-241229).docx
@@ -88,7 +88,6 @@
                 <w:sz w:val="22"/>
               </w:rPr>
             </w:pPr>
-            <w:proofErr w:type="spellStart"/>
             <w:r>
               <w:rPr>
                 <w:rFonts w:hint="eastAsia"/>
@@ -97,7 +96,6 @@
               </w:rPr>
               <w:t>팀명</w:t>
             </w:r>
-            <w:proofErr w:type="spellEnd"/>
           </w:p>
         </w:tc>
         <w:tc>
@@ -393,6 +391,13 @@
                 <w:b/>
               </w:rPr>
             </w:pPr>
+            <w:r>
+              <w:rPr>
+                <w:rFonts w:hint="eastAsia"/>
+                <w:b/>
+              </w:rPr>
+              <w:t>서버 공부내용 복습</w:t>
+            </w:r>
           </w:p>
         </w:tc>
       </w:tr>
@@ -433,6 +438,39 @@
           <w:sz w:val="22"/>
         </w:rPr>
       </w:pPr>
+      <w:r>
+        <w:rPr>
+          <w:rFonts w:hint="eastAsia"/>
+          <w:sz w:val="22"/>
+        </w:rPr>
+        <w:t xml:space="preserve">온라인 강의 사이트 </w:t>
+      </w:r>
+      <w:r>
+        <w:rPr>
+          <w:sz w:val="22"/>
+        </w:rPr>
+        <w:t>“</w:t>
+      </w:r>
+      <w:r>
+        <w:rPr>
+          <w:rFonts w:hint="eastAsia"/>
+          <w:sz w:val="22"/>
+        </w:rPr>
+        <w:t>인프런</w:t>
+      </w:r>
+      <w:r>
+        <w:rPr>
+          <w:sz w:val="22"/>
+        </w:rPr>
+        <w:t>”</w:t>
+      </w:r>
+      <w:r>
+        <w:rPr>
+          <w:rFonts w:hint="eastAsia"/>
+          <w:sz w:val="22"/>
+        </w:rPr>
+        <w:t>을 통해 졸업작품을 진행하기 전 서버구조와 로직 등 주요내용 복습</w:t>
+      </w:r>
       <w:r>
         <w:rPr>
           <w:sz w:val="22"/>
@@ -583,6 +621,14 @@
                 <w:sz w:val="22"/>
               </w:rPr>
             </w:pPr>
+            <w:r>
+              <w:rPr>
+                <w:rFonts w:hint="eastAsia"/>
+                <w:b/>
+                <w:sz w:val="22"/>
+              </w:rPr>
+              <w:t>2</w:t>
+            </w:r>
           </w:p>
         </w:tc>
         <w:tc>
@@ -750,6 +796,11 @@
             <w:vAlign w:val="center"/>
           </w:tcPr>
           <w:p>
+            <w:pPr>
+              <w:rPr>
+                <w:rFonts w:hint="eastAsia"/>
+              </w:rPr>
+            </w:pPr>
             <w:r>
               <w:rPr>
                 <w:rFonts w:hint="eastAsia"/>
@@ -764,6 +815,18 @@
             </w:r>
             <w:r>
               <w:t xml:space="preserve"> </w:t>
+            </w:r>
+            <w:r>
+              <w:rPr>
+                <w:rFonts w:hint="eastAsia"/>
+              </w:rPr>
+              <w:t>서버 공부내용 복습</w:t>
+            </w:r>
+            <w:r>
+              <w:rPr>
+                <w:rFonts w:hint="eastAsia"/>
+              </w:rPr>
+              <w:t xml:space="preserve"> 및 서버 설계</w:t>
             </w:r>
           </w:p>
         </w:tc>
